--- a/public/docs/Notice of Award.docx
+++ b/public/docs/Notice of Award.docx
@@ -188,7 +188,7 @@
             </v:handles>
             <o:lock v:ext="edit" text="t" shapetype="t"/>
           </v:shapetype>
-          <v:shape id="shape_0" adj="10800" fillcolor="black" stroked="f" o:allowincell="f" style="position:absolute;margin-left:40.85pt;margin-top:6pt;width:340.65pt;height:30.8pt;mso-wrap-style:none;v-text-anchor:middle" type="_x0000_t136">
+          <v:shape id="shape_0" adj="10800" fillcolor="black" stroked="f" o:allowincell="f" style="position:absolute;margin-left:40.85pt;margin-top:6pt;width:340.4pt;height:30.55pt;mso-wrap-style:none;v-text-anchor:middle" type="_x0000_t136">
             <v:path textpathok="t"/>
             <v:textpath on="t" fitshape="t" string="Office of the Municipal Mayor" style="font-family:&quot;Vivaldi&quot;;font-size:32pt" trim="t"/>
             <v:fill o:detectmouseclick="t" type="solid" color2="white"/>
@@ -439,54 +439,29 @@
         </w:rPr>
         <w:t xml:space="preserve">{company_name_upper}} </w:t>
       </w:r>
-    </w:p>
-    <w:p>
-      <w:pPr>
-        <w:pStyle w:val="Normal"/>
-        <w:rPr>
-          <w:sz w:val="24"/>
-          <w:szCs w:val="24"/>
-        </w:rPr>
-      </w:pPr>
       <w:bookmarkStart w:id="4" w:name="bmAddress"/>
-      <w:r>
-        <w:rPr>
-          <w:sz w:val="24"/>
-          <w:szCs w:val="24"/>
-        </w:rPr>
-        <w:t>Employees Housing Diversion Road</w:t>
-      </w:r>
-    </w:p>
-    <w:p>
-      <w:pPr>
-        <w:pStyle w:val="Normal"/>
-        <w:rPr>
-          <w:sz w:val="24"/>
-          <w:szCs w:val="24"/>
-        </w:rPr>
-      </w:pPr>
-      <w:r>
-        <w:rPr>
-          <w:sz w:val="24"/>
-          <w:szCs w:val="24"/>
-        </w:rPr>
-        <w:t>Cabid-An, Sorsogon City</w:t>
-      </w:r>
+    </w:p>
+    <w:p>
+      <w:pPr>
+        <w:pStyle w:val="Normal"/>
+        <w:widowControl/>
+        <w:suppressAutoHyphens w:val="true"/>
+        <w:bidi w:val="0"/>
+        <w:spacing w:before="0" w:after="0"/>
+        <w:ind w:hanging="0" w:left="0" w:right="5129"/>
+        <w:jc w:val="left"/>
+        <w:rPr>
+          <w:sz w:val="24"/>
+          <w:szCs w:val="24"/>
+        </w:rPr>
+      </w:pPr>
       <w:bookmarkEnd w:id="4"/>
-    </w:p>
-    <w:p>
-      <w:pPr>
-        <w:pStyle w:val="Normal"/>
-        <w:rPr>
-          <w:sz w:val="24"/>
-          <w:szCs w:val="24"/>
-        </w:rPr>
-      </w:pPr>
-      <w:r>
-        <w:rPr>
-          <w:sz w:val="24"/>
-          <w:szCs w:val="24"/>
-        </w:rPr>
+      <w:r>
+        <w:rPr>
+          <w:sz w:val="24"/>
+          <w:szCs w:val="24"/>
+        </w:rPr>
+        <w:t>{{address}}</w:t>
       </w:r>
       <w:bookmarkEnd w:id="2"/>
     </w:p>
@@ -1004,23 +979,7 @@
           <w:szCs w:val="24"/>
           <w:u w:val="single"/>
         </w:rPr>
-        <w:t xml:space="preserve">           </w:t>
-      </w:r>
-      <w:r>
-        <w:rPr>
-          <w:sz w:val="24"/>
-          <w:szCs w:val="24"/>
-          <w:u w:val="single"/>
-        </w:rPr>
-        <w:t>{{notice_date}}</w:t>
-      </w:r>
-      <w:r>
-        <w:rPr>
-          <w:sz w:val="24"/>
-          <w:szCs w:val="24"/>
-          <w:u w:val="single"/>
-        </w:rPr>
-        <w:t xml:space="preserve">               </w:t>
+        <w:t xml:space="preserve">           {{notice_date}}               </w:t>
       </w:r>
       <w:r>
         <w:rPr>
@@ -1774,8 +1733,8 @@
       <w:lang w:val="en-PH" w:eastAsia="zh-CN" w:bidi="ar-SA"/>
     </w:rPr>
   </w:style>
-  <w:style w:type="paragraph" w:styleId="FrameContents">
-    <w:name w:val="Frame Contents"/>
+  <w:style w:type="paragraph" w:styleId="FrameContentsuser">
+    <w:name w:val="Frame Contents (user)"/>
     <w:basedOn w:val="Normal"/>
     <w:qFormat/>
     <w:pPr/>

--- a/public/docs/Notice of Award.docx
+++ b/public/docs/Notice of Award.docx
@@ -188,7 +188,7 @@
             </v:handles>
             <o:lock v:ext="edit" text="t" shapetype="t"/>
           </v:shapetype>
-          <v:shape id="shape_0" adj="10800" fillcolor="black" stroked="f" o:allowincell="f" style="position:absolute;margin-left:40.85pt;margin-top:6pt;width:340.4pt;height:30.55pt;mso-wrap-style:none;v-text-anchor:middle" type="_x0000_t136">
+          <v:shape id="shape_0" adj="10800" fillcolor="black" stroked="f" o:allowincell="f" style="position:absolute;margin-left:40.85pt;margin-top:6pt;width:340.35pt;height:30.5pt;mso-wrap-style:none;v-text-anchor:middle" type="_x0000_t136">
             <v:path textpathok="t"/>
             <v:textpath on="t" fitshape="t" string="Office of the Municipal Mayor" style="font-family:&quot;Vivaldi&quot;;font-size:32pt" trim="t"/>
             <v:fill o:detectmouseclick="t" type="solid" color2="white"/>
@@ -448,7 +448,7 @@
         <w:suppressAutoHyphens w:val="true"/>
         <w:bidi w:val="0"/>
         <w:spacing w:before="0" w:after="0"/>
-        <w:ind w:hanging="0" w:left="0" w:right="5129"/>
+        <w:ind w:hanging="0" w:left="0" w:right="3960"/>
         <w:jc w:val="left"/>
         <w:rPr>
           <w:sz w:val="24"/>
@@ -1733,8 +1733,8 @@
       <w:lang w:val="en-PH" w:eastAsia="zh-CN" w:bidi="ar-SA"/>
     </w:rPr>
   </w:style>
-  <w:style w:type="paragraph" w:styleId="FrameContentsuser">
-    <w:name w:val="Frame Contents (user)"/>
+  <w:style w:type="paragraph" w:styleId="FrameContents">
+    <w:name w:val="Frame Contents"/>
     <w:basedOn w:val="Normal"/>
     <w:qFormat/>
     <w:pPr/>
